--- a/deliverables/journi_Gap_Closure_Summary.docx
+++ b/deliverables/journi_Gap_Closure_Summary.docx
@@ -229,6 +229,130 @@
           <w:t xml:space="preserve">8. Closing Note</w:t>
         </w:r>
       </w:hyperlink>
+    </w:p>
+    <w:p>
+      <w:pPr>
+        <w:pStyle w:val="FirstParagraph"/>
+      </w:pPr>
+      <w:r>
+        <w:rPr>
+          <w:iCs/>
+          <w:i/>
+        </w:rPr>
+        <w:t xml:space="preserve">Updated after initial delivery: (1) module numbering across the entire</w:t>
+      </w:r>
+      <w:r>
+        <w:rPr>
+          <w:iCs/>
+          <w:i/>
+        </w:rPr>
+        <w:t xml:space="preserve"> </w:t>
+      </w:r>
+      <w:r>
+        <w:rPr>
+          <w:iCs/>
+          <w:i/>
+        </w:rPr>
+        <w:t xml:space="preserve">application was corrected to run 1–20 with no gap — the platform</w:t>
+      </w:r>
+      <w:r>
+        <w:rPr>
+          <w:iCs/>
+          <w:i/>
+        </w:rPr>
+        <w:t xml:space="preserve"> </w:t>
+      </w:r>
+      <w:r>
+        <w:rPr>
+          <w:iCs/>
+          <w:i/>
+        </w:rPr>
+        <w:t xml:space="preserve">previously jumped from Module 2 straight to Module 4, since Module 3 had</w:t>
+      </w:r>
+      <w:r>
+        <w:rPr>
+          <w:iCs/>
+          <w:i/>
+        </w:rPr>
+        <w:t xml:space="preserve"> </w:t>
+      </w:r>
+      <w:r>
+        <w:rPr>
+          <w:iCs/>
+          <w:i/>
+        </w:rPr>
+        <w:t xml:space="preserve">been reserved for localization but never built as its own page; every</w:t>
+      </w:r>
+      <w:r>
+        <w:rPr>
+          <w:iCs/>
+          <w:i/>
+        </w:rPr>
+        <w:t xml:space="preserve"> </w:t>
+      </w:r>
+      <w:r>
+        <w:rPr>
+          <w:iCs/>
+          <w:i/>
+        </w:rPr>
+        <w:t xml:space="preserve">module from the old Module 4 onward shifted down by one, and every module</w:t>
+      </w:r>
+      <w:r>
+        <w:rPr>
+          <w:iCs/>
+          <w:i/>
+        </w:rPr>
+        <w:t xml:space="preserve"> </w:t>
+      </w:r>
+      <w:r>
+        <w:rPr>
+          <w:iCs/>
+          <w:i/>
+        </w:rPr>
+        <w:t xml:space="preserve">reference in this document, the Functional Specification, and the</w:t>
+      </w:r>
+      <w:r>
+        <w:rPr>
+          <w:iCs/>
+          <w:i/>
+        </w:rPr>
+        <w:t xml:space="preserve"> </w:t>
+      </w:r>
+      <w:r>
+        <w:rPr>
+          <w:iCs/>
+          <w:i/>
+        </w:rPr>
+        <w:t xml:space="preserve">application itself was updated to match. (2) ALT-011 (Communication</w:t>
+      </w:r>
+      <w:r>
+        <w:rPr>
+          <w:iCs/>
+          <w:i/>
+        </w:rPr>
+        <w:t xml:space="preserve"> </w:t>
+      </w:r>
+      <w:r>
+        <w:rPr>
+          <w:iCs/>
+          <w:i/>
+        </w:rPr>
+        <w:t xml:space="preserve">Overload) was closed as a ninth live-computed alert, narrowing Gap 4.9.</w:t>
+      </w:r>
+      <w:r>
+        <w:rPr>
+          <w:iCs/>
+          <w:i/>
+        </w:rPr>
+        <w:t xml:space="preserve"> </w:t>
+      </w:r>
+      <w:r>
+        <w:rPr>
+          <w:iCs/>
+          <w:i/>
+        </w:rPr>
+        <w:t xml:space="preserve">Both changes are reflected throughout the sections below.</w:t>
+      </w:r>
     </w:p>
     <w:bookmarkStart w:id="20" w:name="purpose-scope"/>
     <w:p>
@@ -508,7 +632,7 @@
               <w:jc w:val="left"/>
             </w:pPr>
             <w:r>
-              <w:t xml:space="preserve">Module 19,</w:t>
+              <w:t xml:space="preserve">Module 18,</w:t>
             </w:r>
             <w:r>
               <w:t xml:space="preserve"> </w:t>
@@ -577,7 +701,7 @@
               <w:jc w:val="left"/>
             </w:pPr>
             <w:r>
-              <w:t xml:space="preserve">Module 19</w:t>
+              <w:t xml:space="preserve">Module 18</w:t>
             </w:r>
           </w:p>
         </w:tc>
@@ -749,7 +873,7 @@
               <w:jc w:val="left"/>
             </w:pPr>
             <w:r>
-              <w:t xml:space="preserve">Module 19</w:t>
+              <w:t xml:space="preserve">Module 18</w:t>
             </w:r>
           </w:p>
         </w:tc>
@@ -803,7 +927,7 @@
               <w:jc w:val="left"/>
             </w:pPr>
             <w:r>
-              <w:t xml:space="preserve">Module 15</w:t>
+              <w:t xml:space="preserve">Module 14</w:t>
             </w:r>
           </w:p>
         </w:tc>
@@ -857,7 +981,7 @@
               <w:jc w:val="left"/>
             </w:pPr>
             <w:r>
-              <w:t xml:space="preserve">Module 18</w:t>
+              <w:t xml:space="preserve">Module 17</w:t>
             </w:r>
           </w:p>
         </w:tc>
@@ -911,7 +1035,7 @@
               <w:jc w:val="left"/>
             </w:pPr>
             <w:r>
-              <w:t xml:space="preserve">Module 18</w:t>
+              <w:t xml:space="preserve">Module 17</w:t>
             </w:r>
           </w:p>
         </w:tc>
@@ -965,7 +1089,7 @@
               <w:jc w:val="left"/>
             </w:pPr>
             <w:r>
-              <w:t xml:space="preserve">Module 13</w:t>
+              <w:t xml:space="preserve">Module 12</w:t>
             </w:r>
           </w:p>
         </w:tc>
@@ -1019,7 +1143,7 @@
               <w:jc w:val="left"/>
             </w:pPr>
             <w:r>
-              <w:t xml:space="preserve">Module 20 (new)</w:t>
+              <w:t xml:space="preserve">Module 19 (new)</w:t>
             </w:r>
           </w:p>
         </w:tc>
@@ -1073,7 +1197,7 @@
               <w:jc w:val="left"/>
             </w:pPr>
             <w:r>
-              <w:t xml:space="preserve">Module 21 (new)</w:t>
+              <w:t xml:space="preserve">Module 20 (new)</w:t>
             </w:r>
           </w:p>
         </w:tc>
@@ -1133,7 +1257,7 @@
               <w:jc w:val="left"/>
             </w:pPr>
             <w:r>
-              <w:t xml:space="preserve">Module 21</w:t>
+              <w:t xml:space="preserve">Module 20</w:t>
             </w:r>
           </w:p>
         </w:tc>
@@ -1187,7 +1311,7 @@
               <w:jc w:val="left"/>
             </w:pPr>
             <w:r>
-              <w:t xml:space="preserve">Module 11</w:t>
+              <w:t xml:space="preserve">Module 10</w:t>
             </w:r>
           </w:p>
         </w:tc>
@@ -1289,7 +1413,7 @@
               <w:t xml:space="preserve"> </w:t>
             </w:r>
             <w:r>
-              <w:t xml:space="preserve">— 8 of 16 live-computed</w:t>
+              <w:t xml:space="preserve">— 9 of 16 live-computed</w:t>
             </w:r>
           </w:p>
         </w:tc>
@@ -1361,7 +1485,7 @@
               <w:jc w:val="left"/>
             </w:pPr>
             <w:r>
-              <w:t xml:space="preserve">M8, M9, M10, M14, M15</w:t>
+              <w:t xml:space="preserve">M7, M8, M9, M13, M14</w:t>
             </w:r>
           </w:p>
         </w:tc>
@@ -1635,7 +1759,7 @@
         <w:t xml:space="preserve"> </w:t>
       </w:r>
       <w:r>
-        <w:t xml:space="preserve">Module 19’s E2E Process Registry tab.</w:t>
+        <w:t xml:space="preserve">Module 18’s E2E Process Registry tab.</w:t>
       </w:r>
     </w:p>
     <w:bookmarkEnd w:id="22"/>
@@ -1768,7 +1892,7 @@
         <w:t xml:space="preserve"> </w:t>
       </w:r>
       <w:r>
-        <w:t xml:space="preserve">retained across Module 18’s Phase Template picker, Module 19’s E2E</w:t>
+        <w:t xml:space="preserve">retained across Module 17’s Phase Template picker, Module 18’s E2E</w:t>
       </w:r>
       <w:r>
         <w:t xml:space="preserve"> </w:t>
@@ -1780,13 +1904,7 @@
         <w:t xml:space="preserve"> </w:t>
       </w:r>
       <w:r>
-        <w:t xml:space="preserve">newly-built feature transcribes a 7-type source table verbatim (Module</w:t>
-      </w:r>
-      <w:r>
-        <w:t xml:space="preserve"> </w:t>
-      </w:r>
-      <w:r>
-        <w:t xml:space="preserve">15’s Cross-Type Comparison Matrix, sourced from D32i), the 8th</w:t>
+        <w:t xml:space="preserve">newly-built feature transcribes a 7-type source table verbatim (Module 14’s Cross-Type Comparison Matrix, sourced from D32i), the 8th</w:t>
       </w:r>
       <w:r>
         <w:t xml:space="preserve"> </w:t>
@@ -1836,7 +1954,7 @@
           <w:bCs/>
           <w:b/>
         </w:rPr>
-        <w:t xml:space="preserve">Module 19 — Macro Process, SIPOC, RACSI &amp; End-to-End Registry.</w:t>
+        <w:t xml:space="preserve">Module 18 — Macro Process, SIPOC, RACSI &amp; End-to-End Registry.</w:t>
       </w:r>
       <w:r>
         <w:t xml:space="preserve"> </w:t>
@@ -1854,7 +1972,7 @@
           <w:bCs/>
           <w:b/>
         </w:rPr>
-        <w:t xml:space="preserve">Module 15 — Metrics &amp; Analytics Dashboard.</w:t>
+        <w:t xml:space="preserve">Module 14 — Metrics &amp; Analytics Dashboard.</w:t>
       </w:r>
       <w:r>
         <w:t xml:space="preserve"> </w:t>
@@ -1902,7 +2020,7 @@
           <w:bCs/>
           <w:b/>
         </w:rPr>
-        <w:t xml:space="preserve">Module 18 — Work Breakdown Structure &amp; Gantt.</w:t>
+        <w:t xml:space="preserve">Module 17 — Work Breakdown Structure &amp; Gantt.</w:t>
       </w:r>
       <w:r>
         <w:t xml:space="preserve"> </w:t>
@@ -2004,7 +2122,7 @@
           <w:bCs/>
           <w:b/>
         </w:rPr>
-        <w:t xml:space="preserve">Module 13 — Reinforcement &amp; Sustainment.</w:t>
+        <w:t xml:space="preserve">Module 12 — Reinforcement &amp; Sustainment.</w:t>
       </w:r>
       <w:r>
         <w:t xml:space="preserve"> </w:t>
@@ -2058,7 +2176,7 @@
           <w:bCs/>
           <w:b/>
         </w:rPr>
-        <w:t xml:space="preserve">Module 20 — Change Management Charter Registry (new module).</w:t>
+        <w:t xml:space="preserve">Module 19 — Change Management Charter Registry (new module).</w:t>
       </w:r>
       <w:r>
         <w:t xml:space="preserve"> </w:t>
@@ -2130,7 +2248,7 @@
           <w:bCs/>
           <w:b/>
         </w:rPr>
-        <w:t xml:space="preserve">Module 21 — Stakeholder Journeys, Touchpoints &amp; Analytics (new</w:t>
+        <w:t xml:space="preserve">Module 20 — Stakeholder Journeys, Touchpoints &amp; Analytics (new</w:t>
       </w:r>
       <w:r>
         <w:rPr>
@@ -2216,7 +2334,7 @@
           <w:bCs/>
           <w:b/>
         </w:rPr>
-        <w:t xml:space="preserve">Module 11 — Resistance Management.</w:t>
+        <w:t xml:space="preserve">Module 10 — Resistance Management.</w:t>
       </w:r>
       <w:r>
         <w:t xml:space="preserve"> </w:t>
@@ -2282,7 +2400,7 @@
         <w:t xml:space="preserve"> </w:t>
       </w:r>
       <w:r>
-        <w:t xml:space="preserve">definitions catalogued; eight — Divergence Pattern, Regression Risk</w:t>
+        <w:t xml:space="preserve">definitions catalogued; nine — Divergence Pattern, Regression Risk</w:t>
       </w:r>
       <w:r>
         <w:t xml:space="preserve"> </w:t>
@@ -2294,31 +2412,31 @@
         <w:t xml:space="preserve"> </w:t>
       </w:r>
       <w:r>
-        <w:t xml:space="preserve">Saturation Threshold, Phase Gate No-Go/Conditional, Guiding Coalition</w:t>
-      </w:r>
-      <w:r>
-        <w:t xml:space="preserve"> </w:t>
-      </w:r>
-      <w:r>
-        <w:t xml:space="preserve">Gap, and Sustainment Sign-Off Blocked — fire live from data journi</w:t>
-      </w:r>
-      <w:r>
-        <w:t xml:space="preserve"> </w:t>
-      </w:r>
-      <w:r>
-        <w:t xml:space="preserve">already holds, with severity, SLA threshold and recipient-role shown</w:t>
-      </w:r>
-      <w:r>
-        <w:t xml:space="preserve"> </w:t>
-      </w:r>
-      <w:r>
-        <w:t xml:space="preserve">per alert, and per-project dismissal that persists across reloads (Gap</w:t>
-      </w:r>
-      <w:r>
-        <w:t xml:space="preserve"> </w:t>
-      </w:r>
-      <w:r>
-        <w:t xml:space="preserve">4.9, see Section 6 for why the remaining eight do not fire).</w:t>
+        <w:t xml:space="preserve">Saturation Threshold, Communication Overload, Phase Gate No-Go/Conditional,</w:t>
+      </w:r>
+      <w:r>
+        <w:t xml:space="preserve"> </w:t>
+      </w:r>
+      <w:r>
+        <w:t xml:space="preserve">Guiding Coalition Gap, and Sustainment Sign-Off Blocked — fire live from</w:t>
+      </w:r>
+      <w:r>
+        <w:t xml:space="preserve"> </w:t>
+      </w:r>
+      <w:r>
+        <w:t xml:space="preserve">data journi already holds, with severity, SLA threshold and recipient-role</w:t>
+      </w:r>
+      <w:r>
+        <w:t xml:space="preserve"> </w:t>
+      </w:r>
+      <w:r>
+        <w:t xml:space="preserve">shown per alert, and per-project dismissal that persists across reloads</w:t>
+      </w:r>
+      <w:r>
+        <w:t xml:space="preserve"> </w:t>
+      </w:r>
+      <w:r>
+        <w:t xml:space="preserve">(Gap 4.9, see Section 6 for why the remaining seven do not fire).</w:t>
       </w:r>
     </w:p>
     <w:p>
@@ -2468,7 +2586,7 @@
         <w:t xml:space="preserve"> </w:t>
       </w:r>
       <w:r>
-        <w:t xml:space="preserve">Module 19 makes the process</w:t>
+        <w:t xml:space="preserve">Module 18 makes the process</w:t>
       </w:r>
       <w:r>
         <w:t xml:space="preserve"> </w:t>
@@ -2502,7 +2620,7 @@
         <w:t xml:space="preserve"> </w:t>
       </w:r>
       <w:r>
-        <w:t xml:space="preserve">Module 14’s risk</w:t>
+        <w:t xml:space="preserve">Module 13’s risk</w:t>
       </w:r>
       <w:r>
         <w:t xml:space="preserve"> </w:t>
@@ -2566,7 +2684,7 @@
         <w:t xml:space="preserve"> </w:t>
       </w:r>
       <w:r>
-        <w:t xml:space="preserve">Eight of D07’s sixteen alerts additionally depend on infrastructure</w:t>
+        <w:t xml:space="preserve">Six of D07’s sixteen alerts additionally depend on infrastructure</w:t>
       </w:r>
       <w:r>
         <w:t xml:space="preserve"> </w:t>
@@ -2584,7 +2702,31 @@
         <w:t xml:space="preserve"> </w:t>
       </w:r>
       <w:r>
-        <w:t xml:space="preserve">never fire, by the same logic.</w:t>
+        <w:t xml:space="preserve">never fire, by the same logic. A seventh, Champion Coverage Below</w:t>
+      </w:r>
+      <w:r>
+        <w:t xml:space="preserve"> </w:t>
+      </w:r>
+      <w:r>
+        <w:t xml:space="preserve">Target, is excluded for a different reason: journi has no structured</w:t>
+      </w:r>
+      <w:r>
+        <w:t xml:space="preserve"> </w:t>
+      </w:r>
+      <w:r>
+        <w:t xml:space="preserve">champion-tracking data model to compute a genuine signal against, so</w:t>
+      </w:r>
+      <w:r>
+        <w:t xml:space="preserve"> </w:t>
+      </w:r>
+      <w:r>
+        <w:t xml:space="preserve">it isn’t a backend gap so much as a data model this build doesn’t</w:t>
+      </w:r>
+      <w:r>
+        <w:t xml:space="preserve"> </w:t>
+      </w:r>
+      <w:r>
+        <w:t xml:space="preserve">carry.</w:t>
       </w:r>
     </w:p>
     <w:p>
@@ -2606,13 +2748,13 @@
         <w:t xml:space="preserve"> </w:t>
       </w:r>
       <w:r>
-        <w:t xml:space="preserve">(D32j). Module 17’s AI Use</w:t>
-      </w:r>
-      <w:r>
-        <w:t xml:space="preserve"> </w:t>
-      </w:r>
-      <w:r>
-        <w:t xml:space="preserve">Case Library and Module 11’s Coding Workbench run against a</w:t>
+        <w:t xml:space="preserve">(D32j). Module 16’s AI Use</w:t>
+      </w:r>
+      <w:r>
+        <w:t xml:space="preserve"> </w:t>
+      </w:r>
+      <w:r>
+        <w:t xml:space="preserve">Case Library and Module 10’s Coding Workbench run against a</w:t>
       </w:r>
       <w:r>
         <w:t xml:space="preserve"> </w:t>
